--- a/documentation/user_guides/individual_programs/audio_refinery/Audio_Refinery_User_Guide.docx
+++ b/documentation/user_guides/individual_programs/audio_refinery/Audio_Refinery_User_Guide.docx
@@ -34,7 +34,7 @@
     </w:p>
     <w:p>
       <w:r>
-        <w:t>The pipeline is designed to combine several suite tools without repeatedly decoding and encoding the same file. It validates file integrity before expensive DSP work, uses four worker slots by default, retries transient failures, and records completed files in a hash-based registry.</w:t>
+        <w:t>The pipeline is designed to combine several suite tools without repeatedly decoding and encoding the same file. It validates file integrity before expensive DSP work, sizes its worker slots from the CPU count (at most eight), retries transient failures, and records completed files in a hash-based registry.</w:t>
       </w:r>
     </w:p>
     <w:p>
@@ -516,7 +516,7 @@
     </w:p>
     <w:p>
       <w:r>
-        <w:t>Processing shows four worker slots, progress, and per-file DONE, SKIP, or ERROR entries. Each completed file's log includes stage messages and metrics. Results reports processed, succeeded, skipped, errors, and elapsed time. The Results tab can compare the original and result audio when a suitable pair exists; Dry Run has no result audio to play.</w:t>
+        <w:t>Processing shows one worker slot per logical CPU (at most eight), progress, and per-file DONE, SKIP, or ERROR entries. Each completed file's log includes stage messages and metrics. Results reports processed, succeeded, skipped, errors, and elapsed time. The Results tab can compare the original and result audio when a suitable pair exists; Dry Run has no result audio to play.</w:t>
       </w:r>
     </w:p>
     <w:p>
